--- a/masters/proposal-draft/proposal-draft.docx
+++ b/masters/proposal-draft/proposal-draft.docx
@@ -4,7 +4,7 @@
   <w:body>
     <w:p>
       <w:pPr>
-        <w:spacing w:after="53" w:before="0" w:line="312" w:lineRule="auto"/>
+        <w:spacing w:after="57" w:before="0" w:line="312" w:lineRule="auto"/>
         <w:jc w:val="center"/>
       </w:pPr>
       <w:r>
@@ -19,7 +19,7 @@
     </w:p>
     <w:p>
       <w:pPr>
-        <w:spacing w:after="133" w:before="0" w:line="312" w:lineRule="auto"/>
+        <w:spacing w:after="143" w:before="0" w:line="312" w:lineRule="auto"/>
         <w:jc w:val="left"/>
         <w:pBdr>
           <w:bottom w:val="single" w:sz="14" w:space="2" w:color="24384F"/>
@@ -35,7 +35,7 @@
     </w:p>
     <w:p>
       <w:pPr>
-        <w:spacing w:after="160" w:before="0" w:line="312" w:lineRule="auto"/>
+        <w:spacing w:after="172" w:before="0" w:line="312" w:lineRule="auto"/>
         <w:jc w:val="left"/>
       </w:pPr>
       <w:r>
@@ -64,7 +64,7 @@
       </w:tblGrid>
       <w:tr>
         <w:trPr>
-          <w:trHeight w:val="604" w:hRule="atLeast"/>
+          <w:trHeight w:val="648" w:hRule="atLeast"/>
         </w:trPr>
         <w:tc>
           <w:tcPr>
@@ -234,7 +234,7 @@
       </w:tr>
       <w:tr>
         <w:trPr>
-          <w:trHeight w:val="604" w:hRule="atLeast"/>
+          <w:trHeight w:val="648" w:hRule="atLeast"/>
         </w:trPr>
         <w:tc>
           <w:tcPr>
@@ -399,7 +399,7 @@
     </w:tbl>
     <w:p>
       <w:pPr>
-        <w:spacing w:after="53" w:before="0" w:line="312" w:lineRule="auto"/>
+        <w:spacing w:after="57" w:before="0" w:line="312" w:lineRule="auto"/>
         <w:jc w:val="left"/>
       </w:pPr>
       <w:r>
@@ -412,7 +412,7 @@
     </w:p>
     <w:p>
       <w:pPr>
-        <w:spacing w:after="53" w:before="107" w:line="312" w:lineRule="auto"/>
+        <w:spacing w:after="57" w:before="114" w:line="312" w:lineRule="auto"/>
         <w:jc w:val="left"/>
         <w:pBdr>
           <w:bottom w:val="single" w:sz="6" w:space="2" w:color="C9D2DD"/>
@@ -453,7 +453,7 @@
       </w:tblGrid>
       <w:tr>
         <w:trPr>
-          <w:trHeight w:val="604" w:hRule="atLeast"/>
+          <w:trHeight w:val="648" w:hRule="atLeast"/>
         </w:trPr>
         <w:tc>
           <w:tcPr>
@@ -568,7 +568,7 @@
       </w:tr>
       <w:tr>
         <w:trPr>
-          <w:trHeight w:val="604" w:hRule="atLeast"/>
+          <w:trHeight w:val="648" w:hRule="atLeast"/>
         </w:trPr>
         <w:tc>
           <w:tcPr>
@@ -681,7 +681,7 @@
     </w:tbl>
     <w:p>
       <w:pPr>
-        <w:spacing w:after="53" w:before="0" w:line="312" w:lineRule="auto"/>
+        <w:spacing w:after="57" w:before="0" w:line="312" w:lineRule="auto"/>
         <w:jc w:val="left"/>
       </w:pPr>
       <w:r>
@@ -694,7 +694,7 @@
     </w:p>
     <w:p>
       <w:pPr>
-        <w:spacing w:after="53" w:before="107" w:line="312" w:lineRule="auto"/>
+        <w:spacing w:after="57" w:before="114" w:line="312" w:lineRule="auto"/>
         <w:jc w:val="left"/>
         <w:pBdr>
           <w:bottom w:val="single" w:sz="6" w:space="2" w:color="C9D2DD"/>
@@ -721,7 +721,7 @@
     </w:p>
     <w:p>
       <w:pPr>
-        <w:spacing w:after="53" w:before="0" w:line="312" w:lineRule="auto"/>
+        <w:spacing w:after="57" w:before="0" w:line="312" w:lineRule="auto"/>
         <w:jc w:val="left"/>
       </w:pPr>
       <w:r>
@@ -747,7 +747,7 @@
       </w:tblGrid>
       <w:tr>
         <w:trPr>
-          <w:trHeight w:val="2267" w:hRule="atLeast"/>
+          <w:trHeight w:val="2433" w:hRule="atLeast"/>
         </w:trPr>
         <w:tc>
           <w:tcPr>
@@ -770,7 +770,7 @@
               <w:rPr>
                 <w:rFonts w:ascii="Malgun Gothic" w:hAnsi="Malgun Gothic" w:eastAsia="Malgun Gothic" w:cs="Malgun Gothic"/>
                 <w:b w:val="0"/>
-                <w:sz w:val="20"/>
+                <w:sz w:val="19"/>
               </w:rPr>
             </w:r>
           </w:p>
@@ -779,7 +779,7 @@
     </w:tbl>
     <w:p>
       <w:pPr>
-        <w:spacing w:after="53" w:before="0" w:line="312" w:lineRule="auto"/>
+        <w:spacing w:after="57" w:before="0" w:line="312" w:lineRule="auto"/>
         <w:jc w:val="left"/>
       </w:pPr>
       <w:r>
@@ -792,7 +792,7 @@
     </w:p>
     <w:p>
       <w:pPr>
-        <w:spacing w:after="53" w:before="107" w:line="312" w:lineRule="auto"/>
+        <w:spacing w:after="57" w:before="114" w:line="312" w:lineRule="auto"/>
         <w:jc w:val="left"/>
         <w:pBdr>
           <w:bottom w:val="single" w:sz="6" w:space="2" w:color="C9D2DD"/>
@@ -819,7 +819,7 @@
     </w:p>
     <w:p>
       <w:pPr>
-        <w:spacing w:after="53" w:before="0" w:line="312" w:lineRule="auto"/>
+        <w:spacing w:after="57" w:before="0" w:line="312" w:lineRule="auto"/>
         <w:jc w:val="left"/>
       </w:pPr>
       <w:r>
@@ -845,7 +845,7 @@
       </w:tblGrid>
       <w:tr>
         <w:trPr>
-          <w:trHeight w:val="1511" w:hRule="atLeast"/>
+          <w:trHeight w:val="1622" w:hRule="atLeast"/>
         </w:trPr>
         <w:tc>
           <w:tcPr>
@@ -868,7 +868,7 @@
               <w:rPr>
                 <w:rFonts w:ascii="Malgun Gothic" w:hAnsi="Malgun Gothic" w:eastAsia="Malgun Gothic" w:cs="Malgun Gothic"/>
                 <w:b w:val="0"/>
-                <w:sz w:val="20"/>
+                <w:sz w:val="19"/>
               </w:rPr>
             </w:r>
           </w:p>
@@ -877,7 +877,7 @@
     </w:tbl>
     <w:p>
       <w:pPr>
-        <w:spacing w:after="53" w:before="0" w:line="312" w:lineRule="auto"/>
+        <w:spacing w:after="57" w:before="0" w:line="312" w:lineRule="auto"/>
         <w:jc w:val="left"/>
       </w:pPr>
       <w:r>
@@ -890,7 +890,7 @@
     </w:p>
     <w:p>
       <w:pPr>
-        <w:spacing w:after="53" w:before="107" w:line="312" w:lineRule="auto"/>
+        <w:spacing w:after="57" w:before="114" w:line="312" w:lineRule="auto"/>
         <w:jc w:val="left"/>
         <w:pBdr>
           <w:bottom w:val="single" w:sz="6" w:space="2" w:color="C9D2DD"/>
@@ -931,7 +931,7 @@
       </w:tblGrid>
       <w:tr>
         <w:trPr>
-          <w:trHeight w:val="906" w:hRule="atLeast"/>
+          <w:trHeight w:val="973" w:hRule="atLeast"/>
         </w:trPr>
         <w:tc>
           <w:tcPr>
@@ -1053,7 +1053,7 @@
     </w:tbl>
     <w:p>
       <w:pPr>
-        <w:spacing w:after="53" w:before="0" w:line="312" w:lineRule="auto"/>
+        <w:spacing w:after="57" w:before="0" w:line="312" w:lineRule="auto"/>
         <w:jc w:val="left"/>
       </w:pPr>
       <w:r>
